--- a/Petições/Penhora/Penhora no rosto do autos.docx
+++ b/Petições/Penhora/Penhora no rosto do autos.docx
@@ -724,7 +724,7 @@
       <w:r>
         <w:rPr>
           <w:rFonts w:ascii="Calibri" w:hAnsi="Calibri" w:cs="Calibri,Bold"/>
-          <w:b/>
+          <w:b w:val="0"/>
           <w:bCs/>
           <w:color w:val="000000"/>
           <w:sz w:val="24"/>
@@ -736,7 +736,7 @@
       <w:r>
         <w:rPr>
           <w:rFonts w:ascii="Calibri" w:hAnsi="Calibri" w:cs="Calibri,Bold"/>
-          <w:b/>
+          <w:b w:val="0"/>
           <w:bCs/>
           <w:color w:val="000000"/>
           <w:sz w:val="24"/>
@@ -747,7 +747,7 @@
       <w:r>
         <w:rPr>
           <w:rFonts w:ascii="Calibri" w:hAnsi="Calibri" w:cs="Calibri,Bold"/>
-          <w:b/>
+          <w:b w:val="0"/>
           <w:bCs/>
           <w:color w:val="000000"/>
           <w:sz w:val="24"/>

--- a/Petições/Penhora/Penhora no rosto do autos.docx
+++ b/Petições/Penhora/Penhora no rosto do autos.docx
@@ -330,7 +330,31 @@
           <w:szCs w:val="22"/>
           <w:highlight w:val="yellow"/>
         </w:rPr>
-        <w:t>(réu ou réus)</w:t>
+        <w:t>(</w:t>
+      </w:r>
+      <w:r>
+        <w:rPr>
+          <w:rFonts w:ascii="Calibri" w:hAnsi="Calibri" w:cs="Calibri,Bold"/>
+          <w:b/>
+          <w:bCs/>
+          <w:color w:val="000000"/>
+          <w:sz w:val="24"/>
+          <w:szCs w:val="22"/>
+          <w:highlight w:val="yellow"/>
+        </w:rPr>
+        <w:t xml:space="preserve">ré ou rés ou </w:t>
+      </w:r>
+      <w:r>
+        <w:rPr>
+          <w:rFonts w:ascii="Calibri" w:hAnsi="Calibri" w:cs="Calibri,Bold"/>
+          <w:b/>
+          <w:bCs/>
+          <w:color w:val="000000"/>
+          <w:sz w:val="24"/>
+          <w:szCs w:val="22"/>
+          <w:highlight w:val="yellow"/>
+        </w:rPr>
+        <w:t>réu ou réus)</w:t>
       </w:r>
       <w:r>
         <w:rPr>
@@ -531,7 +555,43 @@
           <w:szCs w:val="22"/>
           <w:highlight w:val="yellow"/>
         </w:rPr>
-        <w:t>(do ou dos) (executado ou executados)</w:t>
+        <w:t>(do ou dos</w:t>
+      </w:r>
+      <w:r>
+        <w:rPr>
+          <w:rFonts w:ascii="Calibri" w:hAnsi="Calibri" w:cs="Calibri"/>
+          <w:sz w:val="24"/>
+          <w:szCs w:val="22"/>
+          <w:highlight w:val="yellow"/>
+        </w:rPr>
+        <w:t xml:space="preserve"> ou da ou das</w:t>
+      </w:r>
+      <w:r>
+        <w:rPr>
+          <w:rFonts w:ascii="Calibri" w:hAnsi="Calibri" w:cs="Calibri"/>
+          <w:sz w:val="24"/>
+          <w:szCs w:val="22"/>
+          <w:highlight w:val="yellow"/>
+        </w:rPr>
+        <w:t>) (executado ou executados</w:t>
+      </w:r>
+      <w:r>
+        <w:rPr>
+          <w:rFonts w:ascii="Calibri" w:hAnsi="Calibri" w:cs="Calibri"/>
+          <w:sz w:val="24"/>
+          <w:szCs w:val="22"/>
+          <w:highlight w:val="yellow"/>
+        </w:rPr>
+        <w:t xml:space="preserve"> ou executada ou executadas</w:t>
+      </w:r>
+      <w:r>
+        <w:rPr>
+          <w:rFonts w:ascii="Calibri" w:hAnsi="Calibri" w:cs="Calibri"/>
+          <w:sz w:val="24"/>
+          <w:szCs w:val="22"/>
+          <w:highlight w:val="yellow"/>
+        </w:rPr>
+        <w:t>)</w:t>
       </w:r>
       <w:r>
         <w:rPr>
@@ -557,34 +617,19 @@
         <w:spacing w:line="360" w:lineRule="auto"/>
         <w:rPr>
           <w:rFonts w:ascii="Calibri" w:hAnsi="Calibri" w:cs="Calibri"/>
-          <w:sz w:val="24"/>
-          <w:szCs w:val="22"/>
-        </w:rPr>
-      </w:pPr>
-      <w:r>
-        <w:rPr>
-          <w:rFonts w:ascii="Calibri" w:hAnsi="Calibri" w:cs="Calibri"/>
-          <w:sz w:val="24"/>
-          <w:szCs w:val="22"/>
-        </w:rPr>
-        <w:t>(</w:t>
-      </w:r>
-      <w:r>
-        <w:rPr>
-          <w:rFonts w:ascii="Calibri" w:hAnsi="Calibri" w:cs="Calibri"/>
           <w:color w:val="FF0000"/>
           <w:sz w:val="24"/>
           <w:szCs w:val="22"/>
         </w:rPr>
-        <w:t>Descrever o número do processo, juízo de tramitação, parte credora, valor da causa</w:t>
-      </w:r>
-      <w:r>
-        <w:rPr>
-          <w:rFonts w:ascii="Calibri" w:hAnsi="Calibri" w:cs="Calibri"/>
-          <w:sz w:val="24"/>
-          <w:szCs w:val="22"/>
-        </w:rPr>
-        <w:t>)</w:t>
+      </w:pPr>
+      <w:r>
+        <w:rPr>
+          <w:rFonts w:ascii="Calibri" w:hAnsi="Calibri" w:cs="Calibri"/>
+          <w:color w:val="FF0000"/>
+          <w:sz w:val="24"/>
+          <w:szCs w:val="22"/>
+        </w:rPr>
+        <w:t>(Descrever o número do processo, juízo de tramitação, parte credora, valor da causa)</w:t>
       </w:r>
     </w:p>
     <w:p>
@@ -724,7 +769,7 @@
       <w:r>
         <w:rPr>
           <w:rFonts w:ascii="Calibri" w:hAnsi="Calibri" w:cs="Calibri,Bold"/>
-          <w:b w:val="0"/>
+          <w:b/>
           <w:bCs/>
           <w:color w:val="000000"/>
           <w:sz w:val="24"/>
@@ -736,7 +781,7 @@
       <w:r>
         <w:rPr>
           <w:rFonts w:ascii="Calibri" w:hAnsi="Calibri" w:cs="Calibri,Bold"/>
-          <w:b w:val="0"/>
+          <w:b/>
           <w:bCs/>
           <w:color w:val="000000"/>
           <w:sz w:val="24"/>
@@ -747,7 +792,7 @@
       <w:r>
         <w:rPr>
           <w:rFonts w:ascii="Calibri" w:hAnsi="Calibri" w:cs="Calibri,Bold"/>
-          <w:b w:val="0"/>
+          <w:b/>
           <w:bCs/>
           <w:color w:val="000000"/>
           <w:sz w:val="24"/>
@@ -795,7 +840,7 @@
           <w:sz w:val="24"/>
           <w:szCs w:val="22"/>
         </w:rPr>
-        <w:t>5 de junho de 2026</w:t>
+        <w:t>22 de julho de 2026</w:t>
       </w:r>
       <w:r>
         <w:rPr>
@@ -971,7 +1016,7 @@
         <w:sz w:val="20"/>
         <w:szCs w:val="20"/>
       </w:rPr>
-      <w:t>1</w:t>
+      <w:t>2</w:t>
     </w:r>
     <w:r>
       <w:rPr>
@@ -1020,7 +1065,7 @@
         <w:sz w:val="20"/>
         <w:szCs w:val="20"/>
       </w:rPr>
-      <w:t>1</w:t>
+      <w:t>2</w:t>
     </w:r>
     <w:r>
       <w:rPr>
